--- a/Myeisha_Cheek_CoverLetter_Legal_Assistant_CSE.docx
+++ b/Myeisha_Cheek_CoverLetter_Legal_Assistant_CSE.docx
@@ -4,13 +4,14 @@
   <w:body>
     <w:p>
       <w:pPr>
-        <w:spacing w:after="0" w:before="0"/>
+        <w:spacing w:before="0" w:after="40"/>
         <w:jc w:val="center"/>
       </w:pPr>
       <w:r>
         <w:rPr>
           <w:rFonts w:ascii="Times New Roman" w:hAnsi="Times New Roman"/>
           <w:b/>
+          <w:color w:val="000000"/>
           <w:sz w:val="32"/>
         </w:rPr>
         <w:t>MYEISHA L. CHEEK</w:t>
@@ -18,12 +19,14 @@
     </w:p>
     <w:p>
       <w:pPr>
-        <w:spacing w:after="80" w:before="0"/>
+        <w:spacing w:before="0" w:after="60"/>
+        <w:jc w:val="left"/>
       </w:pPr>
       <w:r>
         <w:rPr>
           <w:rFonts w:ascii="Times New Roman" w:hAnsi="Times New Roman"/>
           <w:b w:val="0"/>
+          <w:color w:val="000000"/>
           <w:sz w:val="24"/>
         </w:rPr>
         <w:t>Charlotte, NC 28273 | 864-398-3096 | myeishacheek05@gmail.com | linkedin.com/in/myeisha-cheek-</w:t>
@@ -31,24 +34,22 @@
     </w:p>
     <w:p>
       <w:pPr>
-        <w:spacing w:after="0" w:before="80"/>
+        <w:spacing w:before="40" w:after="40"/>
+        <w:pBdr>
+          <w:bottom w:val="single" w:sz="6" w:space="1" w:color="000000"/>
+        </w:pBdr>
       </w:pPr>
-      <w:r>
-        <w:rPr>
-          <w:rFonts w:ascii="Times New Roman" w:hAnsi="Times New Roman"/>
-          <w:sz w:val="16"/>
-        </w:rPr>
-        <w:t>________________________________________________________________________</w:t>
-      </w:r>
     </w:p>
     <w:p>
       <w:pPr>
-        <w:spacing w:after="80" w:before="0"/>
+        <w:spacing w:before="0" w:after="60"/>
+        <w:jc w:val="left"/>
       </w:pPr>
       <w:r>
         <w:rPr>
           <w:rFonts w:ascii="Times New Roman" w:hAnsi="Times New Roman"/>
           <w:b w:val="0"/>
+          <w:color w:val="000000"/>
           <w:sz w:val="24"/>
         </w:rPr>
         <w:t>Dear Hiring Manager,</w:t>
@@ -56,12 +57,14 @@
     </w:p>
     <w:p>
       <w:pPr>
-        <w:spacing w:after="80" w:before="0"/>
+        <w:spacing w:before="0" w:after="60"/>
+        <w:jc w:val="left"/>
       </w:pPr>
       <w:r>
         <w:rPr>
           <w:rFonts w:ascii="Times New Roman" w:hAnsi="Times New Roman"/>
           <w:b w:val="0"/>
+          <w:color w:val="000000"/>
           <w:sz w:val="24"/>
         </w:rPr>
         <w:t>I am writing to express my interest in the Legal Assistant position. With over five years of experience supporting attorneys in family law, child welfare litigation, and juvenile court proceedings, I am confident that my background aligns well with the needs of your team.</w:t>
@@ -69,12 +72,14 @@
     </w:p>
     <w:p>
       <w:pPr>
-        <w:spacing w:after="80" w:before="0"/>
+        <w:spacing w:before="0" w:after="60"/>
+        <w:jc w:val="left"/>
       </w:pPr>
       <w:r>
         <w:rPr>
           <w:rFonts w:ascii="Times New Roman" w:hAnsi="Times New Roman"/>
           <w:b w:val="0"/>
+          <w:color w:val="000000"/>
           <w:sz w:val="24"/>
         </w:rPr>
         <w:t>In my most recent role as a Litigation Paralegal with the Department of Social Services, I supported attorneys on active child welfare cases, termination of parental rights proceedings, and custody disputes. I drafted pleadings, motions, complaints, and court orders for court submission, managed discovery requests and responses, and maintained case calendars to ensure all filings and deadlines were met. I also conducted legal research on family law statutes and case precedent to support case preparation. This experience directly mirrors the responsibilities outlined for your Legal Assistant position supporting Child Support Enforcement, Youth and Family Services, or Services for Adults attorneys.</w:t>
@@ -82,12 +87,14 @@
     </w:p>
     <w:p>
       <w:pPr>
-        <w:spacing w:after="80" w:before="0"/>
+        <w:spacing w:before="0" w:after="60"/>
+        <w:jc w:val="left"/>
       </w:pPr>
       <w:r>
         <w:rPr>
           <w:rFonts w:ascii="Times New Roman" w:hAnsi="Times New Roman"/>
           <w:b w:val="0"/>
+          <w:color w:val="000000"/>
           <w:sz w:val="24"/>
         </w:rPr>
         <w:t>As a Juvenile Drug Court Program Coordinator with the Fifth Judicial Circuit Solicitor's Office, I worked alongside attorneys and judges in family court proceedings, prepared reports and legal documentation for case evaluation, and served as a point of contact for families navigating complex legal and social service systems. I coordinated across legal counsel, social workers, treatment providers, and court personnel on a daily basis.</w:t>
@@ -95,12 +102,14 @@
     </w:p>
     <w:p>
       <w:pPr>
-        <w:spacing w:after="80" w:before="0"/>
+        <w:spacing w:before="0" w:after="60"/>
+        <w:jc w:val="left"/>
       </w:pPr>
       <w:r>
         <w:rPr>
           <w:rFonts w:ascii="Times New Roman" w:hAnsi="Times New Roman"/>
           <w:b w:val="0"/>
+          <w:color w:val="000000"/>
           <w:sz w:val="24"/>
         </w:rPr>
         <w:t>Currently, I serve as a Client Intake Coordinator at a private law firm where I conduct client interviews, draft legal correspondence, and manage case records and deadlines using Litify. I am also completing a Master of Legal Studies at Wake Forest University School of Law, which has strengthened my understanding of legal processes and court procedures.</w:t>
@@ -108,12 +117,14 @@
     </w:p>
     <w:p>
       <w:pPr>
-        <w:spacing w:after="80" w:before="0"/>
+        <w:spacing w:before="0" w:after="60"/>
+        <w:jc w:val="left"/>
       </w:pPr>
       <w:r>
         <w:rPr>
           <w:rFonts w:ascii="Times New Roman" w:hAnsi="Times New Roman"/>
           <w:b w:val="0"/>
+          <w:color w:val="000000"/>
           <w:sz w:val="24"/>
         </w:rPr>
         <w:t>I am comfortable working in court settings alongside attorneys, managing multiple active cases, and communicating with clients, court staff, and outside counsel. I would welcome the opportunity to bring my experience to your team and contribute to the work of your office.</w:t>
@@ -121,12 +132,14 @@
     </w:p>
     <w:p>
       <w:pPr>
-        <w:spacing w:after="80" w:before="0"/>
+        <w:spacing w:before="0" w:after="60"/>
+        <w:jc w:val="left"/>
       </w:pPr>
       <w:r>
         <w:rPr>
           <w:rFonts w:ascii="Times New Roman" w:hAnsi="Times New Roman"/>
           <w:b w:val="0"/>
+          <w:color w:val="000000"/>
           <w:sz w:val="24"/>
         </w:rPr>
         <w:t>Thank you for your time and consideration. I look forward to the opportunity to discuss how my background can support your legal team.</w:t>
@@ -134,12 +147,14 @@
     </w:p>
     <w:p>
       <w:pPr>
-        <w:spacing w:after="80" w:before="0"/>
+        <w:spacing w:before="0" w:after="60"/>
+        <w:jc w:val="left"/>
       </w:pPr>
       <w:r>
         <w:rPr>
           <w:rFonts w:ascii="Times New Roman" w:hAnsi="Times New Roman"/>
           <w:b w:val="0"/>
+          <w:color w:val="000000"/>
           <w:sz w:val="24"/>
         </w:rPr>
         <w:t>Sincerely,</w:t>
@@ -147,12 +162,14 @@
     </w:p>
     <w:p>
       <w:pPr>
-        <w:spacing w:after="80" w:before="0"/>
+        <w:spacing w:before="0" w:after="60"/>
+        <w:jc w:val="left"/>
       </w:pPr>
       <w:r>
         <w:rPr>
           <w:rFonts w:ascii="Times New Roman" w:hAnsi="Times New Roman"/>
           <w:b w:val="0"/>
+          <w:color w:val="000000"/>
           <w:sz w:val="24"/>
         </w:rPr>
         <w:t>Myeisha L. Cheek</w:t>
@@ -531,8 +548,12 @@
     <w:name w:val="Normal"/>
     <w:qFormat/>
     <w:rsid w:val="00FC693F"/>
+    <w:pPr>
+      <w:spacing w:after="0" w:before="0"/>
+    </w:pPr>
     <w:rPr>
       <w:rFonts w:ascii="Times New Roman" w:hAnsi="Times New Roman"/>
+      <w:color w:val="000000"/>
       <w:sz w:val="24"/>
     </w:rPr>
   </w:style>

--- a/Myeisha_Cheek_CoverLetter_Legal_Assistant_CSE.docx
+++ b/Myeisha_Cheek_CoverLetter_Legal_Assistant_CSE.docx
@@ -52,6 +52,66 @@
           <w:color w:val="000000"/>
           <w:sz w:val="24"/>
         </w:rPr>
+        <w:t>June 30, 2026</w:t>
+      </w:r>
+    </w:p>
+    <w:p>
+      <w:pPr>
+        <w:spacing w:before="0" w:after="60"/>
+        <w:jc w:val="left"/>
+      </w:pPr>
+      <w:r>
+        <w:rPr>
+          <w:rFonts w:ascii="Times New Roman" w:hAnsi="Times New Roman"/>
+          <w:b w:val="0"/>
+          <w:color w:val="000000"/>
+          <w:sz w:val="24"/>
+        </w:rPr>
+        <w:t>Hiring Manager</w:t>
+      </w:r>
+    </w:p>
+    <w:p>
+      <w:pPr>
+        <w:spacing w:before="0" w:after="60"/>
+        <w:jc w:val="left"/>
+      </w:pPr>
+      <w:r>
+        <w:rPr>
+          <w:rFonts w:ascii="Times New Roman" w:hAnsi="Times New Roman"/>
+          <w:b w:val="0"/>
+          <w:color w:val="000000"/>
+          <w:sz w:val="24"/>
+        </w:rPr>
+        <w:t>Mecklenburg County Department of Social Services</w:t>
+      </w:r>
+    </w:p>
+    <w:p>
+      <w:pPr>
+        <w:spacing w:before="0" w:after="60"/>
+        <w:jc w:val="left"/>
+      </w:pPr>
+      <w:r>
+        <w:rPr>
+          <w:rFonts w:ascii="Times New Roman" w:hAnsi="Times New Roman"/>
+          <w:b w:val="0"/>
+          <w:color w:val="000000"/>
+          <w:sz w:val="24"/>
+        </w:rPr>
+        <w:t>Charlotte, NC</w:t>
+      </w:r>
+    </w:p>
+    <w:p>
+      <w:pPr>
+        <w:spacing w:before="0" w:after="60"/>
+        <w:jc w:val="left"/>
+      </w:pPr>
+      <w:r>
+        <w:rPr>
+          <w:rFonts w:ascii="Times New Roman" w:hAnsi="Times New Roman"/>
+          <w:b w:val="0"/>
+          <w:color w:val="000000"/>
+          <w:sz w:val="24"/>
+        </w:rPr>
         <w:t>Dear Hiring Manager,</w:t>
       </w:r>
     </w:p>
@@ -67,7 +127,7 @@
           <w:color w:val="000000"/>
           <w:sz w:val="24"/>
         </w:rPr>
-        <w:t>I am writing to express my interest in the Legal Assistant position. With over five years of experience supporting attorneys in family law, child welfare litigation, and juvenile court proceedings, I am confident that my background aligns well with the needs of your team.</w:t>
+        <w:t>I am writing to apply for the Legal Assistant position supporting the Child Support Enforcement, Youth and Family Services, or Services for Adults division. With over five years of experience providing direct legal and paralegal support in family law, child welfare, and juvenile court settings, I am confident that I can step into this role and contribute immediately.</w:t>
       </w:r>
     </w:p>
     <w:p>
@@ -82,7 +142,7 @@
           <w:color w:val="000000"/>
           <w:sz w:val="24"/>
         </w:rPr>
-        <w:t>In my most recent role as a Litigation Paralegal with the Department of Social Services, I supported attorneys on active child welfare cases, termination of parental rights proceedings, and custody disputes. I drafted pleadings, motions, complaints, and court orders for court submission, managed discovery requests and responses, and maintained case calendars to ensure all filings and deadlines were met. I also conducted legal research on family law statutes and case precedent to support case preparation. This experience directly mirrors the responsibilities outlined for your Legal Assistant position supporting Child Support Enforcement, Youth and Family Services, or Services for Adults attorneys.</w:t>
+        <w:t>My background includes work as a Litigation Paralegal at the Department of Social Services in Columbia, SC, where I supported attorneys on active family law matters including child welfare cases, termination of parental rights, custody disputes, and family court hearings. In that role, I drafted pleadings, motions, complaints, court orders, and legal correspondence for court submission, managed discovery, prepared documentation for hearings and depositions, and maintained case calendars to ensure all filings met deadlines. I also communicated regularly with clients, opposing counsel, and court staff regarding case status and scheduling, and e-filed documents in South Carolina state and federal courts.</w:t>
       </w:r>
     </w:p>
     <w:p>
@@ -97,7 +157,7 @@
           <w:color w:val="000000"/>
           <w:sz w:val="24"/>
         </w:rPr>
-        <w:t>As a Juvenile Drug Court Program Coordinator with the Fifth Judicial Circuit Solicitor's Office, I worked alongside attorneys and judges in family court proceedings, prepared reports and legal documentation for case evaluation, and served as a point of contact for families navigating complex legal and social service systems. I coordinated across legal counsel, social workers, treatment providers, and court personnel on a daily basis.</w:t>
+        <w:t>As a Juvenile Drug Court Program Coordinator with the Fifth Judicial Circuit Solicitor's Office, I worked alongside attorneys and judges in family court proceedings, prepared legal documentation for case review, and served as a direct point of contact for families navigating the court system. I coordinated across legal counsel, social workers, treatment providers, and court personnel on a daily basis — exactly the kind of multi-agency collaboration this role requires.</w:t>
       </w:r>
     </w:p>
     <w:p>
@@ -112,7 +172,7 @@
           <w:color w:val="000000"/>
           <w:sz w:val="24"/>
         </w:rPr>
-        <w:t>Currently, I serve as a Client Intake Coordinator at a private law firm where I conduct client interviews, draft legal correspondence, and manage case records and deadlines using Litify. I am also completing a Master of Legal Studies at Wake Forest University School of Law, which has strengthened my understanding of legal processes and court procedures.</w:t>
+        <w:t>I currently serve as a Client Intake Coordinator at a family law firm in Charlotte, where I conduct client intake interviews, draft legal correspondence, and maintain case records and deadlines in Litify. I am also completing a Master of Legal Studies at Wake Forest University School of Law. I would welcome the opportunity to bring my legal experience and dedication to your office and support your attorneys in serving the community.</w:t>
       </w:r>
     </w:p>
     <w:p>
@@ -127,22 +187,7 @@
           <w:color w:val="000000"/>
           <w:sz w:val="24"/>
         </w:rPr>
-        <w:t>I am comfortable working in court settings alongside attorneys, managing multiple active cases, and communicating with clients, court staff, and outside counsel. I would welcome the opportunity to bring my experience to your team and contribute to the work of your office.</w:t>
-      </w:r>
-    </w:p>
-    <w:p>
-      <w:pPr>
-        <w:spacing w:before="0" w:after="60"/>
-        <w:jc w:val="left"/>
-      </w:pPr>
-      <w:r>
-        <w:rPr>
-          <w:rFonts w:ascii="Times New Roman" w:hAnsi="Times New Roman"/>
-          <w:b w:val="0"/>
-          <w:color w:val="000000"/>
-          <w:sz w:val="24"/>
-        </w:rPr>
-        <w:t>Thank you for your time and consideration. I look forward to the opportunity to discuss how my background can support your legal team.</w:t>
+        <w:t>Thank you for your time and consideration. I look forward to the opportunity to speak with you.</w:t>
       </w:r>
     </w:p>
     <w:p>
@@ -173,6 +218,21 @@
           <w:sz w:val="24"/>
         </w:rPr>
         <w:t>Myeisha L. Cheek</w:t>
+      </w:r>
+    </w:p>
+    <w:p>
+      <w:pPr>
+        <w:spacing w:before="0" w:after="60"/>
+        <w:jc w:val="left"/>
+      </w:pPr>
+      <w:r>
+        <w:rPr>
+          <w:rFonts w:ascii="Times New Roman" w:hAnsi="Times New Roman"/>
+          <w:b w:val="0"/>
+          <w:color w:val="000000"/>
+          <w:sz w:val="24"/>
+        </w:rPr>
+        <w:t>864-398-3096 | myeishacheek05@gmail.com</w:t>
       </w:r>
     </w:p>
     <w:sectPr>

--- a/Myeisha_Cheek_CoverLetter_Legal_Assistant_CSE.docx
+++ b/Myeisha_Cheek_CoverLetter_Legal_Assistant_CSE.docx
@@ -172,7 +172,7 @@
           <w:color w:val="000000"/>
           <w:sz w:val="24"/>
         </w:rPr>
-        <w:t>I currently serve as a Client Intake Coordinator at a family law firm in Charlotte, where I conduct client intake interviews, draft legal correspondence, and maintain case records and deadlines in Litify. I am also completing a Master of Legal Studies at Wake Forest University School of Law. I would welcome the opportunity to bring my legal experience and dedication to your office and support your attorneys in serving the community.</w:t>
+        <w:t>I currently serve as a Client Intake Coordinator at Cattie and Gonzalez, PLLC in Charlotte, a firm specializing in Medicare Secondary Payer law, where I conduct client intake interviews, draft legal correspondence, and maintain case records and deadlines in Litify. I am also completing a Master of Legal Studies at Wake Forest University School of Law. I would welcome the opportunity to bring my legal experience and dedication to your office and support your attorneys in serving the community.</w:t>
       </w:r>
     </w:p>
     <w:p>

--- a/Myeisha_Cheek_CoverLetter_Legal_Assistant_CSE.docx
+++ b/Myeisha_Cheek_CoverLetter_Legal_Assistant_CSE.docx
@@ -127,7 +127,7 @@
           <w:color w:val="000000"/>
           <w:sz w:val="24"/>
         </w:rPr>
-        <w:t>I am writing to apply for the Legal Assistant position supporting the Child Support Enforcement, Youth and Family Services, or Services for Adults division. With over five years of experience providing direct legal and paralegal support in family law, child welfare, and juvenile court settings, I am confident that I can step into this role and contribute immediately.</w:t>
+        <w:t>I am writing to apply for the Legal Assistant position supporting the Child Support Enforcement, Youth and Family Services, or Services for Adults division. What drew me to this opportunity is how closely it mirrors the work I have already been doing — and doing well — for the past five years. This is not a role I am trying to break into; it is a role I have been building toward through every position I have held.</w:t>
       </w:r>
     </w:p>
     <w:p>
@@ -142,7 +142,7 @@
           <w:color w:val="000000"/>
           <w:sz w:val="24"/>
         </w:rPr>
-        <w:t>My background includes work as a Litigation Paralegal at the Department of Social Services in Columbia, SC, where I supported attorneys on active family law matters including child welfare cases, termination of parental rights, custody disputes, and family court hearings. In that role, I drafted pleadings, motions, complaints, court orders, and legal correspondence for court submission, managed discovery, prepared documentation for hearings and depositions, and maintained case calendars to ensure all filings met deadlines. I also communicated regularly with clients, opposing counsel, and court staff regarding case status and scheduling, and e-filed documents in South Carolina state and federal courts.</w:t>
+        <w:t>My experience as a Litigation Paralegal at the Department of Social Services in Columbia, SC gave me direct, hands-on knowledge of exactly the kind of legal work your office handles. I drafted pleadings, motions, complaints, and court orders; managed discovery; prepared complete files for hearings and depositions; maintained court calendars; and communicated regularly with clients, opposing counsel, and court staff. I did not just support the process — I kept it moving. Attorneys trusted me to handle critical filings, track deadlines, and ensure nothing fell through the cracks. That kind of reliability is what I bring to every role.</w:t>
       </w:r>
     </w:p>
     <w:p>
@@ -157,7 +157,7 @@
           <w:color w:val="000000"/>
           <w:sz w:val="24"/>
         </w:rPr>
-        <w:t>As a Juvenile Drug Court Program Coordinator with the Fifth Judicial Circuit Solicitor's Office, I worked alongside attorneys and judges in family court proceedings, prepared legal documentation for case review, and served as a direct point of contact for families navigating the court system. I coordinated across legal counsel, social workers, treatment providers, and court personnel on a daily basis — exactly the kind of multi-agency collaboration this role requires.</w:t>
+        <w:t>As a Juvenile Drug Court Program Coordinator with the Fifth Judicial Circuit Solicitor's Office, I worked alongside attorneys and judges in a government legal setting where the stakes were high and the work was deeply meaningful. I served as the point of contact for families navigating a complex system, which taught me how to communicate clearly and compassionately under pressure — a skill I believe is essential in a public-serving legal office like yours. I understand the weight of the work that happens in these offices, and I take it seriously.</w:t>
       </w:r>
     </w:p>
     <w:p>
@@ -172,7 +172,7 @@
           <w:color w:val="000000"/>
           <w:sz w:val="24"/>
         </w:rPr>
-        <w:t>I currently serve as a Client Intake Coordinator at Cattie and Gonzalez, PLLC in Charlotte, a firm specializing in Medicare Secondary Payer law, where I conduct client intake interviews, draft legal correspondence, and maintain case records and deadlines in Litify. I am also completing a Master of Legal Studies at Wake Forest University School of Law. I would welcome the opportunity to bring my legal experience and dedication to your office and support your attorneys in serving the community.</w:t>
+        <w:t>I currently serve as a Client Intake Coordinator at Cattie and Gonzalez, PLLC, a Medicare Secondary Payer law firm in Charlotte, and I am completing a Master of Legal Studies at Wake Forest University School of Law. I am ready to bring that combination of practical experience and continued legal education to your team. I would be honored to support the attorneys and the community your office serves.</w:t>
       </w:r>
     </w:p>
     <w:p>
@@ -187,7 +187,7 @@
           <w:color w:val="000000"/>
           <w:sz w:val="24"/>
         </w:rPr>
-        <w:t>Thank you for your time and consideration. I look forward to the opportunity to speak with you.</w:t>
+        <w:t>Thank you for your time. I welcome the opportunity to speak with you.</w:t>
       </w:r>
     </w:p>
     <w:p>

--- a/Myeisha_Cheek_CoverLetter_Legal_Assistant_CSE.docx
+++ b/Myeisha_Cheek_CoverLetter_Legal_Assistant_CSE.docx
@@ -82,7 +82,7 @@
           <w:color w:val="000000"/>
           <w:sz w:val="24"/>
         </w:rPr>
-        <w:t>Mecklenburg County Department of Social Services</w:t>
+        <w:t>Mecklenburg County Office of the County Attorney</w:t>
       </w:r>
     </w:p>
     <w:p>
@@ -127,7 +127,7 @@
           <w:color w:val="000000"/>
           <w:sz w:val="24"/>
         </w:rPr>
-        <w:t>I am writing to apply for the Legal Assistant position supporting the Child Support Enforcement, Youth and Family Services, or Services for Adults division. What drew me to this opportunity is how closely it mirrors the work I have already been doing — and doing well — for the past five years. This is not a role I am trying to break into; it is a role I have been building toward through every position I have held.</w:t>
+        <w:t>I am writing to apply for the Legal Assistant position supporting the Child Support Enforcement, Youth and Family Services, or Services for Adults division. I want to be direct about why I believe I am the right person for this role: I have not just done work adjacent to what this position requires — I have done this exact work, in this exact setting, at a government agency serving families in the legal system. That experience is not something I am trying to translate. It transfers directly.</w:t>
       </w:r>
     </w:p>
     <w:p>
@@ -142,7 +142,7 @@
           <w:color w:val="000000"/>
           <w:sz w:val="24"/>
         </w:rPr>
-        <w:t>My experience as a Litigation Paralegal at the Department of Social Services in Columbia, SC gave me direct, hands-on knowledge of exactly the kind of legal work your office handles. I drafted pleadings, motions, complaints, and court orders; managed discovery; prepared complete files for hearings and depositions; maintained court calendars; and communicated regularly with clients, opposing counsel, and court staff. I did not just support the process — I kept it moving. Attorneys trusted me to handle critical filings, track deadlines, and ensure nothing fell through the cracks. That kind of reliability is what I bring to every role.</w:t>
+        <w:t>From May 2021 to February 2023, I worked as a Litigation Paralegal at the Department of Social Services in Columbia, South Carolina. Every day in that role looked like what this job description outlines. I drafted pleadings, motions, complaints, subpoenas, and court orders for attorney review and court submission. I managed discovery requests and responses, organized and reviewed case materials, and prepared complete documentation for hearings and court appearances so that attorneys walked in fully prepared. I maintained court calendars, tracked critical deadlines, and made sure every filing met procedural requirements. I communicated regularly with clients, opposing counsel, court personnel, and outside agencies — because in a government legal office, the work does not happen in isolation. It happens through constant coordination, and I was the person who kept that coordination running smoothly.</w:t>
       </w:r>
     </w:p>
     <w:p>
@@ -157,7 +157,7 @@
           <w:color w:val="000000"/>
           <w:sz w:val="24"/>
         </w:rPr>
-        <w:t>As a Juvenile Drug Court Program Coordinator with the Fifth Judicial Circuit Solicitor's Office, I worked alongside attorneys and judges in a government legal setting where the stakes were high and the work was deeply meaningful. I served as the point of contact for families navigating a complex system, which taught me how to communicate clearly and compassionately under pressure — a skill I believe is essential in a public-serving legal office like yours. I understand the weight of the work that happens in these offices, and I take it seriously.</w:t>
+        <w:t>What makes that experience especially relevant here is the nature of the cases. At DSS, I worked on child welfare litigation, termination of parental rights proceedings, and custody disputes — the same categories of matters your Child Support Enforcement and Youth and Family Services attorneys handle. I understand the weight of that work. These are not abstract legal disputes. They involve real families, children, and outcomes that change lives. I took that seriously then, and I would take it seriously here.</w:t>
       </w:r>
     </w:p>
     <w:p>
@@ -172,7 +172,7 @@
           <w:color w:val="000000"/>
           <w:sz w:val="24"/>
         </w:rPr>
-        <w:t>I currently serve as a Client Intake Coordinator at Cattie and Gonzalez, PLLC, a Medicare Secondary Payer law firm in Charlotte, and I am completing a Master of Legal Studies at Wake Forest University School of Law. I am ready to bring that combination of practical experience and continued legal education to your team. I would be honored to support the attorneys and the community your office serves.</w:t>
+        <w:t>As a Juvenile Drug Court Program Coordinator with the Fifth Judicial Circuit Solicitor's Office, I continued to work at the intersection of law and family services, coordinating across attorneys, judges, social workers, and treatment providers to support court-ordered outcomes for juvenile clients and their families. I served as the primary point of contact for families navigating a system that can feel overwhelming, and I provided clear, consistent guidance throughout the process. That experience reinforced my ability to communicate professionally under pressure and to represent a government legal office with the level of compassion and competence that the public deserves.</w:t>
       </w:r>
     </w:p>
     <w:p>
@@ -187,7 +187,22 @@
           <w:color w:val="000000"/>
           <w:sz w:val="24"/>
         </w:rPr>
-        <w:t>Thank you for your time. I welcome the opportunity to speak with you.</w:t>
+        <w:t>Currently, as a Client Intake Coordinator at Cattie and Gonzalez, PLLC — a Medicare Secondary Payer law firm in Charlotte — I manage legal documentation, client communications, and case records in Litify across multiple active matters. I am also completing a Master of Legal Studies at Wake Forest University School of Law, which continues to deepen my legal knowledge and sharpen my analytical skills.</w:t>
+      </w:r>
+    </w:p>
+    <w:p>
+      <w:pPr>
+        <w:spacing w:before="0" w:after="60"/>
+        <w:jc w:val="left"/>
+      </w:pPr>
+      <w:r>
+        <w:rPr>
+          <w:rFonts w:ascii="Times New Roman" w:hAnsi="Times New Roman"/>
+          <w:b w:val="0"/>
+          <w:color w:val="000000"/>
+          <w:sz w:val="24"/>
+        </w:rPr>
+        <w:t>Mecklenburg County is where I live and where I want to do meaningful work. I am confident I can step into this role and contribute from day one. Thank you for your time and consideration. I look forward to speaking with you.</w:t>
       </w:r>
     </w:p>
     <w:p>

--- a/Myeisha_Cheek_CoverLetter_Legal_Assistant_CSE.docx
+++ b/Myeisha_Cheek_CoverLetter_Legal_Assistant_CSE.docx
@@ -187,7 +187,7 @@
           <w:color w:val="000000"/>
           <w:sz w:val="24"/>
         </w:rPr>
-        <w:t>Currently, as a Client Intake Coordinator at Cattie and Gonzalez, PLLC — a Medicare Secondary Payer law firm in Charlotte — I manage legal documentation, client communications, and case records in Litify across multiple active matters. I am also completing a Master of Legal Studies at Wake Forest University School of Law, which continues to deepen my legal knowledge and sharpen my analytical skills.</w:t>
+        <w:t>Currently, as a Client Intake Coordinator at Cattie and Gonzalez, PLLC — a Medicare Secondary Payer law firm in Charlotte — I manage legal documentation, client communications, and case records in Litify across multiple active matters. I am also completing a Master of Legal Studies at Wake Forest University School of Law — a program that has deepened my understanding of legal procedure, statutory interpretation, and government regulatory frameworks. That academic foundation strengthens my ability to conduct legal research, draft accurate legal documents, and understand the procedural requirements that govern the work your office does every day. It means I am not just experienced in the tasks — I understand the legal principles behind them, which makes me a more effective and reliable member of a legal team.</w:t>
       </w:r>
     </w:p>
     <w:p>
